--- a/docs/manual-usuario/word/00_Capitulo_Bienvenida_y_Mapa_del_Sistema_Actualizado.docx
+++ b/docs/manual-usuario/word/00_Capitulo_Bienvenida_y_Mapa_del_Sistema_Actualizado.docx
@@ -229,7 +229,7 @@
     </w:p>
     <w:p>
       <w:pPr>
-        <w:spacing w:after="120"/>
+        <w:spacing w:after="160"/>
       </w:pPr>
     </w:p>
     <w:p>
@@ -238,76 +238,219 @@
         <w:spacing w:after="120" w:before="280"/>
       </w:pPr>
       <w:r>
-        <w:t xml:space="preserve">2. Cómo tener Fiabono como App en tu Celular</w:t>
-      </w:r>
-    </w:p>
-    <w:p>
-      <w:pPr>
-        <w:spacing w:after="100"/>
-      </w:pPr>
-      <w:r>
-        <w:t xml:space="preserve">Fiabono no ocupa espacio en la memoria de tu teléfono ni se desactualiza. Puedes dejarlo en tu pantalla de inicio en pocos segundos:</w:t>
-      </w:r>
-    </w:p>
-    <w:p>
-      <w:pPr>
-        <w:spacing w:after="80" w:before="40" w:line="260"/>
-        <w:ind w:left="360" w:hanging="240"/>
-      </w:pPr>
-      <w:r>
-        <w:rPr>
-          <w:b/>
-          <w:bCs/>
-          <w:color w:val="059669"/>
-        </w:rPr>
-        <w:t xml:space="preserve">•  </w:t>
-      </w:r>
+        <w:t xml:space="preserve">2. Cómo Acceder e Instalar Fiabono en tus Dispositivos</w:t>
+      </w:r>
+    </w:p>
+    <w:p>
+      <w:pPr>
+        <w:spacing w:after="120"/>
+      </w:pPr>
+      <w:r>
+        <w:t xml:space="preserve">Fiabono funciona de forma sincronizada en la nube. Puedes tenerlo abierto en el computador de tu caja y al mismo tiempo en los celulares de tus vendedores. A continuación tienes el paso a paso exacto para cada dispositivo:</w:t>
+      </w:r>
+    </w:p>
+    <w:p>
+      <w:pPr>
+        <w:spacing w:after="80" w:before="100"/>
+      </w:pPr>
       <w:r>
         <w:rPr>
           <w:b/>
           <w:bCs/>
           <w:color w:val="0F172A"/>
-        </w:rPr>
-        <w:t xml:space="preserve">En Teléfonos Android (Google Chrome): </w:t>
-      </w:r>
-      <w:r>
-        <w:rPr>
-          <w:color w:val="334155"/>
-        </w:rPr>
-        <w:t xml:space="preserve">Abre fiabono.com &gt; Toca los tres puntos (⋮) arriba a la derecha &gt; Toca 'Agregar a la pantalla principal' o 'Instalar App'.</w:t>
-      </w:r>
-    </w:p>
-    <w:p>
-      <w:pPr>
-        <w:spacing w:after="80" w:before="40" w:line="260"/>
-        <w:ind w:left="360" w:hanging="240"/>
-      </w:pPr>
-      <w:r>
-        <w:rPr>
-          <w:b/>
-          <w:bCs/>
-          <w:color w:val="059669"/>
-        </w:rPr>
-        <w:t xml:space="preserve">•  </w:t>
-      </w:r>
-      <w:r>
-        <w:rPr>
-          <w:b/>
-          <w:bCs/>
-          <w:color w:val="0F172A"/>
-        </w:rPr>
-        <w:t xml:space="preserve">En Teléfonos iPhone (Safari): </w:t>
-      </w:r>
-      <w:r>
-        <w:rPr>
-          <w:color w:val="334155"/>
-        </w:rPr>
-        <w:t xml:space="preserve">Abre fiabono.com &gt; Toca el botón Compartir (cuadro con flecha arriba ↑) &gt; Toca 'Agregar al inicio'.</w:t>
-      </w:r>
-    </w:p>
-    <w:p>
-      <w:pPr>
-        <w:spacing w:after="80"/>
+          <w:sz w:val="24"/>
+          <w:szCs w:val="24"/>
+        </w:rPr>
+        <w:t xml:space="preserve">2.1. En Computadores de Escritorio y Portátiles (Windows y Mac)</w:t>
+      </w:r>
+    </w:p>
+    <w:tbl>
+      <w:tblPr>
+        <w:tblW w:type="pct" w:w="5000"/>
+        <w:tblBorders>
+          <w:top w:val="single" w:color="auto" w:sz="4"/>
+          <w:left w:val="single" w:color="auto" w:sz="4"/>
+          <w:bottom w:val="single" w:color="auto" w:sz="4"/>
+          <w:right w:val="single" w:color="auto" w:sz="4"/>
+          <w:insideH w:val="single" w:color="auto" w:sz="4"/>
+          <w:insideV w:val="single" w:color="auto" w:sz="4"/>
+        </w:tblBorders>
+      </w:tblPr>
+      <w:tblGrid>
+        <w:gridCol w:w="9506"/>
+      </w:tblGrid>
+      <w:tr>
+        <w:tc>
+          <w:tcPr>
+            <w:tcBorders>
+              <w:top w:val="single" w:color="CBD5E1" w:sz="1"/>
+              <w:left w:val="single" w:color="0284C7" w:sz="18"/>
+              <w:bottom w:val="single" w:color="CBD5E1" w:sz="1"/>
+              <w:right w:val="single" w:color="CBD5E1" w:sz="1"/>
+            </w:tcBorders>
+            <w:shd w:fill="F0F9FF" w:val="clear"/>
+          </w:tcPr>
+          <w:p>
+            <w:pPr>
+              <w:spacing w:after="100" w:before="100"/>
+            </w:pPr>
+            <w:r>
+              <w:rPr>
+                <w:b/>
+                <w:bCs/>
+                <w:color w:val="0F172A"/>
+                <w:sz w:val="22"/>
+                <w:szCs w:val="22"/>
+              </w:rPr>
+              <w:t xml:space="preserve">📋 Instalación como Programa de Escritorio en PC (Chrome / Edge)</w:t>
+            </w:r>
+          </w:p>
+          <w:p>
+            <w:pPr>
+              <w:spacing w:after="80" w:before="40" w:line="260"/>
+              <w:ind w:left="360" w:hanging="240"/>
+            </w:pPr>
+            <w:r>
+              <w:rPr>
+                <w:b/>
+                <w:bCs/>
+                <w:color w:val="0284C7"/>
+              </w:rPr>
+              <w:t xml:space="preserve">1. </w:t>
+            </w:r>
+            <w:r>
+              <w:rPr>
+                <w:b/>
+                <w:bCs/>
+                <w:color w:val="0F172A"/>
+              </w:rPr>
+              <w:t xml:space="preserve">Abre tu navegador: </w:t>
+            </w:r>
+            <w:r>
+              <w:rPr>
+                <w:color w:val="334155"/>
+              </w:rPr>
+              <w:t xml:space="preserve">Entra a Google Chrome o Microsoft Edge y escribe fiabono.com.</w:t>
+            </w:r>
+          </w:p>
+          <w:p>
+            <w:pPr>
+              <w:spacing w:after="80" w:before="40" w:line="260"/>
+              <w:ind w:left="360" w:hanging="240"/>
+            </w:pPr>
+            <w:r>
+              <w:rPr>
+                <w:b/>
+                <w:bCs/>
+                <w:color w:val="0284C7"/>
+              </w:rPr>
+              <w:t xml:space="preserve">2. </w:t>
+            </w:r>
+            <w:r>
+              <w:rPr>
+                <w:b/>
+                <w:bCs/>
+                <w:color w:val="0F172A"/>
+              </w:rPr>
+              <w:t xml:space="preserve">Inicia sesión: </w:t>
+            </w:r>
+            <w:r>
+              <w:rPr>
+                <w:color w:val="334155"/>
+              </w:rPr>
+              <w:t xml:space="preserve">Escribe tu correo y contraseña registrados.</w:t>
+            </w:r>
+          </w:p>
+          <w:p>
+            <w:pPr>
+              <w:spacing w:after="80" w:before="40" w:line="260"/>
+              <w:ind w:left="360" w:hanging="240"/>
+            </w:pPr>
+            <w:r>
+              <w:rPr>
+                <w:b/>
+                <w:bCs/>
+                <w:color w:val="0284C7"/>
+              </w:rPr>
+              <w:t xml:space="preserve">3. </w:t>
+            </w:r>
+            <w:r>
+              <w:rPr>
+                <w:b/>
+                <w:bCs/>
+                <w:color w:val="0F172A"/>
+              </w:rPr>
+              <w:t xml:space="preserve">Busca el icono de instalar: </w:t>
+            </w:r>
+            <w:r>
+              <w:rPr>
+                <w:color w:val="334155"/>
+              </w:rPr>
+              <w:t xml:space="preserve">Mira el extremo derecho de la barra donde escribes las páginas web (junto a la estrella). Verás un icono con un cuadro y una flechita: [ ⊕ Instalar Fiabono ].</w:t>
+            </w:r>
+          </w:p>
+          <w:p>
+            <w:pPr>
+              <w:spacing w:after="80" w:before="40" w:line="260"/>
+              <w:ind w:left="360" w:hanging="240"/>
+            </w:pPr>
+            <w:r>
+              <w:rPr>
+                <w:b/>
+                <w:bCs/>
+                <w:color w:val="0284C7"/>
+              </w:rPr>
+              <w:t xml:space="preserve">4. </w:t>
+            </w:r>
+            <w:r>
+              <w:rPr>
+                <w:b/>
+                <w:bCs/>
+                <w:color w:val="0F172A"/>
+              </w:rPr>
+              <w:t xml:space="preserve">Confirma la instalación: </w:t>
+            </w:r>
+            <w:r>
+              <w:rPr>
+                <w:color w:val="334155"/>
+              </w:rPr>
+              <w:t xml:space="preserve">Haz clic en [ Instalar ]. Se abrirá una ventana independiente limpia, sin barras de navegación.</w:t>
+            </w:r>
+          </w:p>
+          <w:p>
+            <w:pPr>
+              <w:spacing w:after="80" w:before="40" w:line="260"/>
+              <w:ind w:left="360" w:hanging="240"/>
+            </w:pPr>
+            <w:r>
+              <w:rPr>
+                <w:b/>
+                <w:bCs/>
+                <w:color w:val="0284C7"/>
+              </w:rPr>
+              <w:t xml:space="preserve">5. </w:t>
+            </w:r>
+            <w:r>
+              <w:rPr>
+                <w:b/>
+                <w:bCs/>
+                <w:color w:val="0F172A"/>
+              </w:rPr>
+              <w:t xml:space="preserve">Fíjalo en tu barra de tareas: </w:t>
+            </w:r>
+            <w:r>
+              <w:rPr>
+                <w:color w:val="334155"/>
+              </w:rPr>
+              <w:t xml:space="preserve">Haz clic derecho sobre el icono de Fiabono en la barra inferior de Windows y selecciona 'Anclar a la barra de tareas'. Así lo abrirás todos los días con 1 solo clic.</w:t>
+            </w:r>
+          </w:p>
+        </w:tc>
+      </w:tr>
+    </w:tbl>
+    <w:p>
+      <w:pPr>
+        <w:spacing w:after="60"/>
       </w:pPr>
     </w:p>
     <w:tbl>
@@ -330,11 +473,11 @@
           <w:tcPr>
             <w:tcBorders>
               <w:top w:val="none"/>
-              <w:left w:val="single" w:color="0D9488" w:sz="24"/>
+              <w:left w:val="single" w:color="0284C7" w:sz="24"/>
               <w:bottom w:val="none"/>
               <w:right w:val="none"/>
             </w:tcBorders>
-            <w:shd w:fill="F0FDFA" w:val="clear"/>
+            <w:shd w:fill="F0F9FF" w:val="clear"/>
           </w:tcPr>
           <w:p>
             <w:pPr>
@@ -344,11 +487,11 @@
               <w:rPr>
                 <w:b/>
                 <w:bCs/>
-                <w:color w:val="0D9488"/>
+                <w:color w:val="0284C7"/>
                 <w:sz w:val="22"/>
                 <w:szCs w:val="22"/>
               </w:rPr>
-              <w:t xml:space="preserve">💡 Consejo de Mostrador</w:t>
+              <w:t xml:space="preserve">💻 Truco de Mostrador: Pantalla Completa (Modo Kiosco)</w:t>
             </w:r>
           </w:p>
           <w:p>
@@ -361,7 +504,7 @@
                 <w:sz w:val="20"/>
                 <w:szCs w:val="20"/>
               </w:rPr>
-              <w:t xml:space="preserve">Al agregar el acceso directo en el celular de tus vendedores, el sistema se abrirá a pantalla completa como una aplicación nativa. No verán la barra de direcciones del navegador y atenderán mucho más rápido.</w:t>
+              <w:t xml:space="preserve">Cuando estés cobrando en tu computador, presiona la tecla F11 en tu teclado. Fiabono se expandirá por toda la pantalla de tu monitor, luciendo idéntico a una caja registradora profesional. Presiona F11 de nuevo para salir.</w:t>
             </w:r>
           </w:p>
         </w:tc>
@@ -374,6 +517,420 @@
     </w:p>
     <w:p>
       <w:pPr>
+        <w:spacing w:after="80" w:before="100"/>
+      </w:pPr>
+      <w:r>
+        <w:rPr>
+          <w:b/>
+          <w:bCs/>
+          <w:color w:val="0F172A"/>
+          <w:sz w:val="24"/>
+          <w:szCs w:val="24"/>
+        </w:rPr>
+        <w:t xml:space="preserve">2.2. En Teléfonos iPhone y Tablets iPad (Apple iOS)</w:t>
+      </w:r>
+    </w:p>
+    <w:tbl>
+      <w:tblPr>
+        <w:tblW w:type="pct" w:w="5000"/>
+        <w:tblBorders>
+          <w:top w:val="single" w:color="auto" w:sz="4"/>
+          <w:left w:val="single" w:color="auto" w:sz="4"/>
+          <w:bottom w:val="single" w:color="auto" w:sz="4"/>
+          <w:right w:val="single" w:color="auto" w:sz="4"/>
+          <w:insideH w:val="single" w:color="auto" w:sz="4"/>
+          <w:insideV w:val="single" w:color="auto" w:sz="4"/>
+        </w:tblBorders>
+      </w:tblPr>
+      <w:tblGrid>
+        <w:gridCol w:w="9506"/>
+      </w:tblGrid>
+      <w:tr>
+        <w:tc>
+          <w:tcPr>
+            <w:tcBorders>
+              <w:top w:val="single" w:color="CBD5E1" w:sz="1"/>
+              <w:left w:val="single" w:color="059669" w:sz="18"/>
+              <w:bottom w:val="single" w:color="CBD5E1" w:sz="1"/>
+              <w:right w:val="single" w:color="CBD5E1" w:sz="1"/>
+            </w:tcBorders>
+            <w:shd w:fill="F0FDF4" w:val="clear"/>
+          </w:tcPr>
+          <w:p>
+            <w:pPr>
+              <w:spacing w:after="100" w:before="100"/>
+            </w:pPr>
+            <w:r>
+              <w:rPr>
+                <w:b/>
+                <w:bCs/>
+                <w:color w:val="0F172A"/>
+                <w:sz w:val="22"/>
+                <w:szCs w:val="22"/>
+              </w:rPr>
+              <w:t xml:space="preserve">📋 Instalación en iPhone / iPad con Safari (Paso a Paso)</w:t>
+            </w:r>
+          </w:p>
+          <w:p>
+            <w:pPr>
+              <w:spacing w:after="80" w:before="40" w:line="260"/>
+              <w:ind w:left="360" w:hanging="240"/>
+            </w:pPr>
+            <w:r>
+              <w:rPr>
+                <w:b/>
+                <w:bCs/>
+                <w:color w:val="059669"/>
+              </w:rPr>
+              <w:t xml:space="preserve">1. </w:t>
+            </w:r>
+            <w:r>
+              <w:rPr>
+                <w:b/>
+                <w:bCs/>
+                <w:color w:val="0F172A"/>
+              </w:rPr>
+              <w:t xml:space="preserve">Abre SAFARI (Muy Importante): </w:t>
+            </w:r>
+            <w:r>
+              <w:rPr>
+                <w:color w:val="334155"/>
+              </w:rPr>
+              <w:t xml:space="preserve">En iPhone debes usar el navegador Safari (el icono de la brújula azul). Apple no permite agregar a pantalla de inicio desde Chrome.</w:t>
+            </w:r>
+          </w:p>
+          <w:p>
+            <w:pPr>
+              <w:spacing w:after="80" w:before="40" w:line="260"/>
+              <w:ind w:left="360" w:hanging="240"/>
+            </w:pPr>
+            <w:r>
+              <w:rPr>
+                <w:b/>
+                <w:bCs/>
+                <w:color w:val="059669"/>
+              </w:rPr>
+              <w:t xml:space="preserve">2. </w:t>
+            </w:r>
+            <w:r>
+              <w:rPr>
+                <w:b/>
+                <w:bCs/>
+                <w:color w:val="0F172A"/>
+              </w:rPr>
+              <w:t xml:space="preserve">Ingresa a la página: </w:t>
+            </w:r>
+            <w:r>
+              <w:rPr>
+                <w:color w:val="334155"/>
+              </w:rPr>
+              <w:t xml:space="preserve">Escribe fiabono.com e inicia sesión con tu cuenta.</w:t>
+            </w:r>
+          </w:p>
+          <w:p>
+            <w:pPr>
+              <w:spacing w:after="80" w:before="40" w:line="260"/>
+              <w:ind w:left="360" w:hanging="240"/>
+            </w:pPr>
+            <w:r>
+              <w:rPr>
+                <w:b/>
+                <w:bCs/>
+                <w:color w:val="059669"/>
+              </w:rPr>
+              <w:t xml:space="preserve">3. </w:t>
+            </w:r>
+            <w:r>
+              <w:rPr>
+                <w:b/>
+                <w:bCs/>
+                <w:color w:val="0F172A"/>
+              </w:rPr>
+              <w:t xml:space="preserve">Toca el botón Compartir: </w:t>
+            </w:r>
+            <w:r>
+              <w:rPr>
+                <w:color w:val="334155"/>
+              </w:rPr>
+              <w:t xml:space="preserve">En la parte inferior de la pantalla de tu iPhone, toca el cuadro con una flecha que apunta hacia arriba ( ↑ ).</w:t>
+            </w:r>
+          </w:p>
+          <w:p>
+            <w:pPr>
+              <w:spacing w:after="80" w:before="40" w:line="260"/>
+              <w:ind w:left="360" w:hanging="240"/>
+            </w:pPr>
+            <w:r>
+              <w:rPr>
+                <w:b/>
+                <w:bCs/>
+                <w:color w:val="059669"/>
+              </w:rPr>
+              <w:t xml:space="preserve">4. </w:t>
+            </w:r>
+            <w:r>
+              <w:rPr>
+                <w:b/>
+                <w:bCs/>
+                <w:color w:val="0F172A"/>
+              </w:rPr>
+              <w:t xml:space="preserve">Selecciona 'Agregar al inicio': </w:t>
+            </w:r>
+            <w:r>
+              <w:rPr>
+                <w:color w:val="334155"/>
+              </w:rPr>
+              <w:t xml:space="preserve">En el menú blanco que se despliega, desliza el dedo hacia abajo hasta encontrar la opción [ ➕ Agregar al inicio ] (Add to Home Screen).</w:t>
+            </w:r>
+          </w:p>
+          <w:p>
+            <w:pPr>
+              <w:spacing w:after="80" w:before="40" w:line="260"/>
+              <w:ind w:left="360" w:hanging="240"/>
+            </w:pPr>
+            <w:r>
+              <w:rPr>
+                <w:b/>
+                <w:bCs/>
+                <w:color w:val="059669"/>
+              </w:rPr>
+              <w:t xml:space="preserve">5. </w:t>
+            </w:r>
+            <w:r>
+              <w:rPr>
+                <w:b/>
+                <w:bCs/>
+                <w:color w:val="0F172A"/>
+              </w:rPr>
+              <w:t xml:space="preserve">Confirma el icono: </w:t>
+            </w:r>
+            <w:r>
+              <w:rPr>
+                <w:color w:val="334155"/>
+              </w:rPr>
+              <w:t xml:space="preserve">Verás el logo verde de Fiabono. Toca 'Agregar' en la esquina superior derecha.</w:t>
+            </w:r>
+          </w:p>
+          <w:p>
+            <w:pPr>
+              <w:spacing w:after="80" w:before="40" w:line="260"/>
+              <w:ind w:left="360" w:hanging="240"/>
+            </w:pPr>
+            <w:r>
+              <w:rPr>
+                <w:b/>
+                <w:bCs/>
+                <w:color w:val="059669"/>
+              </w:rPr>
+              <w:t xml:space="preserve">6. </w:t>
+            </w:r>
+            <w:r>
+              <w:rPr>
+                <w:b/>
+                <w:bCs/>
+                <w:color w:val="0F172A"/>
+              </w:rPr>
+              <w:t xml:space="preserve">¡Listo!: </w:t>
+            </w:r>
+            <w:r>
+              <w:rPr>
+                <w:color w:val="334155"/>
+              </w:rPr>
+              <w:t xml:space="preserve">El icono de Fiabono quedará en tu pantalla junto a WhatsApp. Al tocarlo abre en pantalla completa sin las barras de Safari.</w:t>
+            </w:r>
+          </w:p>
+        </w:tc>
+      </w:tr>
+    </w:tbl>
+    <w:p>
+      <w:pPr>
+        <w:spacing w:after="140"/>
+      </w:pPr>
+    </w:p>
+    <w:p>
+      <w:pPr>
+        <w:spacing w:after="80" w:before="100"/>
+      </w:pPr>
+      <w:r>
+        <w:rPr>
+          <w:b/>
+          <w:bCs/>
+          <w:color w:val="0F172A"/>
+          <w:sz w:val="24"/>
+          <w:szCs w:val="24"/>
+        </w:rPr>
+        <w:t xml:space="preserve">2.3. En Teléfonos y Tablets Android (Samsung, Xiaomi, Motorola, etc.)</w:t>
+      </w:r>
+    </w:p>
+    <w:tbl>
+      <w:tblPr>
+        <w:tblW w:type="pct" w:w="5000"/>
+        <w:tblBorders>
+          <w:top w:val="single" w:color="auto" w:sz="4"/>
+          <w:left w:val="single" w:color="auto" w:sz="4"/>
+          <w:bottom w:val="single" w:color="auto" w:sz="4"/>
+          <w:right w:val="single" w:color="auto" w:sz="4"/>
+          <w:insideH w:val="single" w:color="auto" w:sz="4"/>
+          <w:insideV w:val="single" w:color="auto" w:sz="4"/>
+        </w:tblBorders>
+      </w:tblPr>
+      <w:tblGrid>
+        <w:gridCol w:w="9506"/>
+      </w:tblGrid>
+      <w:tr>
+        <w:tc>
+          <w:tcPr>
+            <w:tcBorders>
+              <w:top w:val="single" w:color="CBD5E1" w:sz="1"/>
+              <w:left w:val="single" w:color="D97706" w:sz="18"/>
+              <w:bottom w:val="single" w:color="CBD5E1" w:sz="1"/>
+              <w:right w:val="single" w:color="CBD5E1" w:sz="1"/>
+            </w:tcBorders>
+            <w:shd w:fill="FFFBEB" w:val="clear"/>
+          </w:tcPr>
+          <w:p>
+            <w:pPr>
+              <w:spacing w:after="100" w:before="100"/>
+            </w:pPr>
+            <w:r>
+              <w:rPr>
+                <w:b/>
+                <w:bCs/>
+                <w:color w:val="0F172A"/>
+                <w:sz w:val="22"/>
+                <w:szCs w:val="22"/>
+              </w:rPr>
+              <w:t xml:space="preserve">📋 Instalación Rápida en Celulares Android (Google Chrome)</w:t>
+            </w:r>
+          </w:p>
+          <w:p>
+            <w:pPr>
+              <w:spacing w:after="80" w:before="40" w:line="260"/>
+              <w:ind w:left="360" w:hanging="240"/>
+            </w:pPr>
+            <w:r>
+              <w:rPr>
+                <w:b/>
+                <w:bCs/>
+                <w:color w:val="D97706"/>
+              </w:rPr>
+              <w:t xml:space="preserve">1. </w:t>
+            </w:r>
+            <w:r>
+              <w:rPr>
+                <w:b/>
+                <w:bCs/>
+                <w:color w:val="0F172A"/>
+              </w:rPr>
+              <w:t xml:space="preserve">Método Rápido: </w:t>
+            </w:r>
+            <w:r>
+              <w:rPr>
+                <w:color w:val="334155"/>
+              </w:rPr>
+              <w:t xml:space="preserve">Abre fiabono.com en Chrome. Verás un mensaje automático abajo que dice '¿Deseas agregar Fiabono a tu pantalla principal?'. Toca [ Instalar ].</w:t>
+            </w:r>
+          </w:p>
+          <w:p>
+            <w:pPr>
+              <w:spacing w:after="80" w:before="40" w:line="260"/>
+              <w:ind w:left="360" w:hanging="240"/>
+            </w:pPr>
+            <w:r>
+              <w:rPr>
+                <w:b/>
+                <w:bCs/>
+                <w:color w:val="D97706"/>
+              </w:rPr>
+              <w:t xml:space="preserve">2. </w:t>
+            </w:r>
+            <w:r>
+              <w:rPr>
+                <w:b/>
+                <w:bCs/>
+                <w:color w:val="0F172A"/>
+              </w:rPr>
+              <w:t xml:space="preserve">Método Manual: </w:t>
+            </w:r>
+            <w:r>
+              <w:rPr>
+                <w:color w:val="334155"/>
+              </w:rPr>
+              <w:t xml:space="preserve">Si no viste el mensaje, toca los tres puntos (⋮) arriba a la derecha en Chrome y selecciona 'Instalar aplicación' o 'Agregar a la pantalla principal'.</w:t>
+            </w:r>
+          </w:p>
+        </w:tc>
+      </w:tr>
+    </w:tbl>
+    <w:p>
+      <w:pPr>
+        <w:spacing w:after="80"/>
+      </w:pPr>
+    </w:p>
+    <w:tbl>
+      <w:tblPr>
+        <w:tblW w:type="pct" w:w="5000"/>
+        <w:tblBorders>
+          <w:top w:val="single" w:color="auto" w:sz="4"/>
+          <w:left w:val="single" w:color="auto" w:sz="4"/>
+          <w:bottom w:val="single" w:color="auto" w:sz="4"/>
+          <w:right w:val="single" w:color="auto" w:sz="4"/>
+          <w:insideH w:val="single" w:color="auto" w:sz="4"/>
+          <w:insideV w:val="single" w:color="auto" w:sz="4"/>
+        </w:tblBorders>
+      </w:tblPr>
+      <w:tblGrid>
+        <w:gridCol w:w="9506"/>
+      </w:tblGrid>
+      <w:tr>
+        <w:tc>
+          <w:tcPr>
+            <w:tcBorders>
+              <w:top w:val="none"/>
+              <w:left w:val="single" w:color="059669" w:sz="24"/>
+              <w:bottom w:val="none"/>
+              <w:right w:val="none"/>
+            </w:tcBorders>
+            <w:shd w:fill="F0FDF4" w:val="clear"/>
+          </w:tcPr>
+          <w:p>
+            <w:pPr>
+              <w:spacing w:after="60" w:before="100"/>
+            </w:pPr>
+            <w:r>
+              <w:rPr>
+                <w:b/>
+                <w:bCs/>
+                <w:color w:val="059669"/>
+                <w:sz w:val="22"/>
+                <w:szCs w:val="22"/>
+              </w:rPr>
+              <w:t xml:space="preserve">⚡ ¿Por qué es mejor que descargar de una tienda tradicional?</w:t>
+            </w:r>
+          </w:p>
+          <w:p>
+            <w:pPr>
+              <w:spacing w:after="100"/>
+            </w:pPr>
+            <w:r>
+              <w:rPr>
+                <w:color w:val="334155"/>
+                <w:sz w:val="20"/>
+                <w:szCs w:val="20"/>
+              </w:rPr>
+              <w:t xml:space="preserve">Fiabono no ocupa espacio en la memoria del celular de tus empleados (0 Megabytes de descargas pesadas). Además, cada vez que agregamos una mejora, la recibes al instante sin tener que esperar días a que la tienda apruebe actualizaciones.</w:t>
+            </w:r>
+          </w:p>
+        </w:tc>
+      </w:tr>
+    </w:tbl>
+    <w:p>
+      <w:pPr>
+        <w:spacing w:after="160"/>
+      </w:pPr>
+    </w:p>
+    <w:p>
+      <w:pPr>
         <w:pStyle w:val="Heading1"/>
         <w:spacing w:after="120" w:before="280"/>
       </w:pPr>
@@ -386,7 +943,7 @@
         <w:spacing w:after="100"/>
       </w:pPr>
       <w:r>
-        <w:t xml:space="preserve">La interfaz de Fiabono está diseñada para que puedas manejar todo el negocio con una sola mano desde tu celular:</w:t>
+        <w:t xml:space="preserve">La interfaz de Fiabono está organizada para que puedas manejar todo el local con una sola mano desde tu celular o con la máxima amplitud en tu computador:</w:t>
       </w:r>
     </w:p>
     <w:p>
@@ -463,7 +1020,7 @@
           <w:sz w:val="24"/>
           <w:szCs w:val="24"/>
         </w:rPr>
-        <w:t xml:space="preserve">El Menú Inferior (Dock Flotante Táctil):</w:t>
+        <w:t xml:space="preserve">El Menú Inferior (Dock Flotante Táctil en Celulares):</w:t>
       </w:r>
     </w:p>
     <w:p>
